--- a/sample1.docx
+++ b/sample1.docx
@@ -12,7 +12,50 @@
         <w:rPr>
           <w:lang w:val="en-US"/>
         </w:rPr>
-        <w:t>This ia sample file</w:t>
+        <w:t xml:space="preserve">This </w:t>
+      </w:r>
+      <w:proofErr w:type="spellStart"/>
+      <w:r>
+        <w:rPr>
+          <w:lang w:val="en-US"/>
+        </w:rPr>
+        <w:t>ia</w:t>
+      </w:r>
+      <w:proofErr w:type="spellEnd"/>
+      <w:r>
+        <w:rPr>
+          <w:lang w:val="en-US"/>
+        </w:rPr>
+        <w:t xml:space="preserve"> sample </w:t>
+      </w:r>
+      <w:proofErr w:type="spellStart"/>
+      <w:proofErr w:type="gramStart"/>
+      <w:r>
+        <w:rPr>
+          <w:lang w:val="en-US"/>
+        </w:rPr>
+        <w:t>file</w:t>
+      </w:r>
+      <w:r>
+        <w:rPr>
+          <w:lang w:val="en-US"/>
+        </w:rPr>
+        <w:t>.gjgjgjgjkhkj</w:t>
+      </w:r>
+      <w:proofErr w:type="spellEnd"/>
+      <w:proofErr w:type="gramEnd"/>
+    </w:p>
+    <w:p>
+      <w:pPr>
+        <w:rPr>
+          <w:lang w:val="en-US"/>
+        </w:rPr>
+      </w:pPr>
+      <w:r>
+        <w:rPr>
+          <w:lang w:val="en-US"/>
+        </w:rPr>
+        <w:t>jhjkhkjhjkh</w:t>
       </w:r>
     </w:p>
     <w:sectPr>
